--- a/doc/3.《易启动》卸载指南(Windows系统).docx
+++ b/doc/3.《易启动》卸载指南(Windows系统).docx
@@ -18,8 +18,6 @@
         </w:rPr>
         <w:t>《易启动》卸载指南(Windows系统)</w:t>
       </w:r>
-      <w:bookmarkStart w:id="0" w:name="_GoBack"/>
-      <w:bookmarkEnd w:id="0"/>
     </w:p>
     <w:p>
       <w:pPr>
@@ -79,9 +77,9 @@
       <w:r>
         <w:drawing>
           <wp:inline distT="0" distB="0" distL="114300" distR="114300">
-            <wp:extent cx="5272405" cy="3275330"/>
-            <wp:effectExtent l="0" t="0" r="4445" b="1270"/>
-            <wp:docPr id="8" name="图片 7"/>
+            <wp:extent cx="5270500" cy="3483610"/>
+            <wp:effectExtent l="0" t="0" r="6350" b="2540"/>
+            <wp:docPr id="2" name="图片 1"/>
             <wp:cNvGraphicFramePr>
               <a:graphicFrameLocks xmlns:a="http://schemas.openxmlformats.org/drawingml/2006/main" noChangeAspect="1"/>
             </wp:cNvGraphicFramePr>
@@ -89,7 +87,7 @@
               <a:graphicData uri="http://schemas.openxmlformats.org/drawingml/2006/picture">
                 <pic:pic xmlns:pic="http://schemas.openxmlformats.org/drawingml/2006/picture">
                   <pic:nvPicPr>
-                    <pic:cNvPr id="8" name="图片 7"/>
+                    <pic:cNvPr id="2" name="图片 1"/>
                     <pic:cNvPicPr>
                       <a:picLocks noChangeAspect="1"/>
                     </pic:cNvPicPr>
@@ -103,7 +101,7 @@
                   <pic:spPr>
                     <a:xfrm>
                       <a:off x="0" y="0"/>
-                      <a:ext cx="5272405" cy="3275330"/>
+                      <a:ext cx="5270500" cy="3483610"/>
                     </a:xfrm>
                     <a:prstGeom prst="rect">
                       <a:avLst/>
@@ -172,9 +170,9 @@
       <w:r>
         <w:drawing>
           <wp:inline distT="0" distB="0" distL="114300" distR="114300">
-            <wp:extent cx="5269230" cy="3051810"/>
-            <wp:effectExtent l="0" t="0" r="7620" b="5715"/>
-            <wp:docPr id="42" name="图片 26"/>
+            <wp:extent cx="5272405" cy="3489325"/>
+            <wp:effectExtent l="0" t="0" r="4445" b="6350"/>
+            <wp:docPr id="8" name="图片 2"/>
             <wp:cNvGraphicFramePr>
               <a:graphicFrameLocks xmlns:a="http://schemas.openxmlformats.org/drawingml/2006/main" noChangeAspect="1"/>
             </wp:cNvGraphicFramePr>
@@ -182,7 +180,7 @@
               <a:graphicData uri="http://schemas.openxmlformats.org/drawingml/2006/picture">
                 <pic:pic xmlns:pic="http://schemas.openxmlformats.org/drawingml/2006/picture">
                   <pic:nvPicPr>
-                    <pic:cNvPr id="42" name="图片 26"/>
+                    <pic:cNvPr id="8" name="图片 2"/>
                     <pic:cNvPicPr>
                       <a:picLocks noChangeAspect="1"/>
                     </pic:cNvPicPr>
@@ -196,7 +194,7 @@
                   <pic:spPr>
                     <a:xfrm>
                       <a:off x="0" y="0"/>
-                      <a:ext cx="5269230" cy="3051810"/>
+                      <a:ext cx="5272405" cy="3489325"/>
                     </a:xfrm>
                     <a:prstGeom prst="rect">
                       <a:avLst/>
@@ -238,9 +236,9 @@
       <w:r>
         <w:drawing>
           <wp:inline distT="0" distB="0" distL="114300" distR="114300">
-            <wp:extent cx="5273040" cy="3171825"/>
-            <wp:effectExtent l="0" t="0" r="3810" b="0"/>
-            <wp:docPr id="1" name="图片 1"/>
+            <wp:extent cx="5268595" cy="3476625"/>
+            <wp:effectExtent l="0" t="0" r="8255" b="0"/>
+            <wp:docPr id="10" name="图片 3"/>
             <wp:cNvGraphicFramePr>
               <a:graphicFrameLocks xmlns:a="http://schemas.openxmlformats.org/drawingml/2006/main" noChangeAspect="1"/>
             </wp:cNvGraphicFramePr>
@@ -248,7 +246,7 @@
               <a:graphicData uri="http://schemas.openxmlformats.org/drawingml/2006/picture">
                 <pic:pic xmlns:pic="http://schemas.openxmlformats.org/drawingml/2006/picture">
                   <pic:nvPicPr>
-                    <pic:cNvPr id="1" name="图片 1"/>
+                    <pic:cNvPr id="10" name="图片 3"/>
                     <pic:cNvPicPr>
                       <a:picLocks noChangeAspect="1"/>
                     </pic:cNvPicPr>
@@ -262,7 +260,7 @@
                   <pic:spPr>
                     <a:xfrm>
                       <a:off x="0" y="0"/>
-                      <a:ext cx="5273040" cy="3171825"/>
+                      <a:ext cx="5268595" cy="3476625"/>
                     </a:xfrm>
                     <a:prstGeom prst="rect">
                       <a:avLst/>
@@ -283,9 +281,9 @@
       <w:r>
         <w:drawing>
           <wp:inline distT="0" distB="0" distL="114300" distR="114300">
-            <wp:extent cx="5271135" cy="3131820"/>
-            <wp:effectExtent l="0" t="0" r="5715" b="1905"/>
-            <wp:docPr id="3" name="图片 2"/>
+            <wp:extent cx="5269230" cy="3482340"/>
+            <wp:effectExtent l="0" t="0" r="7620" b="3810"/>
+            <wp:docPr id="12" name="图片 4"/>
             <wp:cNvGraphicFramePr>
               <a:graphicFrameLocks xmlns:a="http://schemas.openxmlformats.org/drawingml/2006/main" noChangeAspect="1"/>
             </wp:cNvGraphicFramePr>
@@ -293,7 +291,7 @@
               <a:graphicData uri="http://schemas.openxmlformats.org/drawingml/2006/picture">
                 <pic:pic xmlns:pic="http://schemas.openxmlformats.org/drawingml/2006/picture">
                   <pic:nvPicPr>
-                    <pic:cNvPr id="3" name="图片 2"/>
+                    <pic:cNvPr id="12" name="图片 4"/>
                     <pic:cNvPicPr>
                       <a:picLocks noChangeAspect="1"/>
                     </pic:cNvPicPr>
@@ -307,7 +305,7 @@
                   <pic:spPr>
                     <a:xfrm>
                       <a:off x="0" y="0"/>
-                      <a:ext cx="5271135" cy="3131820"/>
+                      <a:ext cx="5269230" cy="3482340"/>
                     </a:xfrm>
                     <a:prstGeom prst="rect">
                       <a:avLst/>
@@ -328,9 +326,9 @@
       <w:r>
         <w:drawing>
           <wp:inline distT="0" distB="0" distL="114300" distR="114300">
-            <wp:extent cx="5269230" cy="3279140"/>
-            <wp:effectExtent l="0" t="0" r="7620" b="6985"/>
-            <wp:docPr id="4" name="图片 3"/>
+            <wp:extent cx="5274310" cy="3465830"/>
+            <wp:effectExtent l="0" t="0" r="2540" b="1270"/>
+            <wp:docPr id="13" name="图片 5"/>
             <wp:cNvGraphicFramePr>
               <a:graphicFrameLocks xmlns:a="http://schemas.openxmlformats.org/drawingml/2006/main" noChangeAspect="1"/>
             </wp:cNvGraphicFramePr>
@@ -338,7 +336,7 @@
               <a:graphicData uri="http://schemas.openxmlformats.org/drawingml/2006/picture">
                 <pic:pic xmlns:pic="http://schemas.openxmlformats.org/drawingml/2006/picture">
                   <pic:nvPicPr>
-                    <pic:cNvPr id="4" name="图片 3"/>
+                    <pic:cNvPr id="13" name="图片 5"/>
                     <pic:cNvPicPr>
                       <a:picLocks noChangeAspect="1"/>
                     </pic:cNvPicPr>
@@ -352,7 +350,7 @@
                   <pic:spPr>
                     <a:xfrm>
                       <a:off x="0" y="0"/>
-                      <a:ext cx="5269230" cy="3279140"/>
+                      <a:ext cx="5274310" cy="3465830"/>
                     </a:xfrm>
                     <a:prstGeom prst="rect">
                       <a:avLst/>
@@ -429,9 +427,9 @@
       <w:r>
         <w:drawing>
           <wp:inline distT="0" distB="0" distL="114300" distR="114300">
-            <wp:extent cx="5269230" cy="3268980"/>
-            <wp:effectExtent l="0" t="0" r="7620" b="7620"/>
-            <wp:docPr id="5" name="图片 4"/>
+            <wp:extent cx="5274310" cy="3526155"/>
+            <wp:effectExtent l="0" t="0" r="2540" b="7620"/>
+            <wp:docPr id="14" name="图片 6"/>
             <wp:cNvGraphicFramePr>
               <a:graphicFrameLocks xmlns:a="http://schemas.openxmlformats.org/drawingml/2006/main" noChangeAspect="1"/>
             </wp:cNvGraphicFramePr>
@@ -439,7 +437,7 @@
               <a:graphicData uri="http://schemas.openxmlformats.org/drawingml/2006/picture">
                 <pic:pic xmlns:pic="http://schemas.openxmlformats.org/drawingml/2006/picture">
                   <pic:nvPicPr>
-                    <pic:cNvPr id="5" name="图片 4"/>
+                    <pic:cNvPr id="14" name="图片 6"/>
                     <pic:cNvPicPr>
                       <a:picLocks noChangeAspect="1"/>
                     </pic:cNvPicPr>
@@ -453,7 +451,7 @@
                   <pic:spPr>
                     <a:xfrm>
                       <a:off x="0" y="0"/>
-                      <a:ext cx="5269230" cy="3268980"/>
+                      <a:ext cx="5274310" cy="3526155"/>
                     </a:xfrm>
                     <a:prstGeom prst="rect">
                       <a:avLst/>
@@ -474,9 +472,9 @@
       <w:r>
         <w:drawing>
           <wp:inline distT="0" distB="0" distL="114300" distR="114300">
-            <wp:extent cx="5268595" cy="3308985"/>
+            <wp:extent cx="5268595" cy="3537585"/>
             <wp:effectExtent l="0" t="0" r="8255" b="5715"/>
-            <wp:docPr id="6" name="图片 5"/>
+            <wp:docPr id="15" name="图片 7"/>
             <wp:cNvGraphicFramePr>
               <a:graphicFrameLocks xmlns:a="http://schemas.openxmlformats.org/drawingml/2006/main" noChangeAspect="1"/>
             </wp:cNvGraphicFramePr>
@@ -484,7 +482,7 @@
               <a:graphicData uri="http://schemas.openxmlformats.org/drawingml/2006/picture">
                 <pic:pic xmlns:pic="http://schemas.openxmlformats.org/drawingml/2006/picture">
                   <pic:nvPicPr>
-                    <pic:cNvPr id="6" name="图片 5"/>
+                    <pic:cNvPr id="15" name="图片 7"/>
                     <pic:cNvPicPr>
                       <a:picLocks noChangeAspect="1"/>
                     </pic:cNvPicPr>
@@ -498,7 +496,7 @@
                   <pic:spPr>
                     <a:xfrm>
                       <a:off x="0" y="0"/>
-                      <a:ext cx="5268595" cy="3308985"/>
+                      <a:ext cx="5268595" cy="3537585"/>
                     </a:xfrm>
                     <a:prstGeom prst="rect">
                       <a:avLst/>
@@ -519,9 +517,9 @@
       <w:r>
         <w:drawing>
           <wp:inline distT="0" distB="0" distL="114300" distR="114300">
-            <wp:extent cx="5273040" cy="3300730"/>
-            <wp:effectExtent l="0" t="0" r="3810" b="4445"/>
-            <wp:docPr id="7" name="图片 6"/>
+            <wp:extent cx="5273040" cy="3535680"/>
+            <wp:effectExtent l="0" t="0" r="3810" b="7620"/>
+            <wp:docPr id="16" name="图片 8"/>
             <wp:cNvGraphicFramePr>
               <a:graphicFrameLocks xmlns:a="http://schemas.openxmlformats.org/drawingml/2006/main" noChangeAspect="1"/>
             </wp:cNvGraphicFramePr>
@@ -529,7 +527,7 @@
               <a:graphicData uri="http://schemas.openxmlformats.org/drawingml/2006/picture">
                 <pic:pic xmlns:pic="http://schemas.openxmlformats.org/drawingml/2006/picture">
                   <pic:nvPicPr>
-                    <pic:cNvPr id="7" name="图片 6"/>
+                    <pic:cNvPr id="16" name="图片 8"/>
                     <pic:cNvPicPr>
                       <a:picLocks noChangeAspect="1"/>
                     </pic:cNvPicPr>
@@ -543,7 +541,7 @@
                   <pic:spPr>
                     <a:xfrm>
                       <a:off x="0" y="0"/>
-                      <a:ext cx="5273040" cy="3300730"/>
+                      <a:ext cx="5273040" cy="3535680"/>
                     </a:xfrm>
                     <a:prstGeom prst="rect">
                       <a:avLst/>
@@ -627,9 +625,9 @@
       <w:r>
         <w:drawing>
           <wp:inline distT="0" distB="0" distL="114300" distR="114300">
-            <wp:extent cx="5269230" cy="2952750"/>
-            <wp:effectExtent l="0" t="0" r="7620" b="0"/>
-            <wp:docPr id="9" name="图片 8"/>
+            <wp:extent cx="5272405" cy="3284855"/>
+            <wp:effectExtent l="0" t="0" r="4445" b="1270"/>
+            <wp:docPr id="17" name="图片 9"/>
             <wp:cNvGraphicFramePr>
               <a:graphicFrameLocks xmlns:a="http://schemas.openxmlformats.org/drawingml/2006/main" noChangeAspect="1"/>
             </wp:cNvGraphicFramePr>
@@ -637,7 +635,7 @@
               <a:graphicData uri="http://schemas.openxmlformats.org/drawingml/2006/picture">
                 <pic:pic xmlns:pic="http://schemas.openxmlformats.org/drawingml/2006/picture">
                   <pic:nvPicPr>
-                    <pic:cNvPr id="9" name="图片 8"/>
+                    <pic:cNvPr id="17" name="图片 9"/>
                     <pic:cNvPicPr>
                       <a:picLocks noChangeAspect="1"/>
                     </pic:cNvPicPr>
@@ -651,7 +649,7 @@
                   <pic:spPr>
                     <a:xfrm>
                       <a:off x="0" y="0"/>
-                      <a:ext cx="5269230" cy="2952750"/>
+                      <a:ext cx="5272405" cy="3284855"/>
                     </a:xfrm>
                     <a:prstGeom prst="rect">
                       <a:avLst/>
@@ -692,25 +690,27 @@
     <w:p>
       <w:pPr>
         <w:rPr>
-          <w:rFonts w:hint="eastAsia"/>
-          <w:lang w:val="en-US" w:eastAsia="zh-CN"/>
-        </w:rPr>
-      </w:pPr>
-      <w:r>
-        <w:rPr>
-          <w:rFonts w:hint="eastAsia"/>
-          <w:lang w:val="en-US" w:eastAsia="zh-CN"/>
-        </w:rPr>
-        <w:t>示例安装目录为：D:\YiQiDong\App</w:t>
-      </w:r>
-    </w:p>
-    <w:p>
-      <w:pPr>
-        <w:rPr>
-          <w:rFonts w:hint="eastAsia"/>
-          <w:lang w:val="en-US" w:eastAsia="zh-CN"/>
-        </w:rPr>
-      </w:pPr>
+          <w:rFonts w:hint="default"/>
+          <w:lang w:val="en-US" w:eastAsia="zh-CN"/>
+        </w:rPr>
+      </w:pPr>
+      <w:r>
+        <w:rPr>
+          <w:rFonts w:hint="eastAsia"/>
+          <w:lang w:val="en-US" w:eastAsia="zh-CN"/>
+        </w:rPr>
+        <w:t>示例安装目录为：C:\Program Files\YiQiDong</w:t>
+      </w:r>
+    </w:p>
+    <w:p>
+      <w:pPr>
+        <w:rPr>
+          <w:rFonts w:hint="eastAsia"/>
+          <w:lang w:val="en-US" w:eastAsia="zh-CN"/>
+        </w:rPr>
+      </w:pPr>
+      <w:bookmarkStart w:id="0" w:name="_GoBack"/>
+      <w:bookmarkEnd w:id="0"/>
       <w:r>
         <w:rPr>
           <w:rFonts w:hint="eastAsia"/>
@@ -726,57 +726,6 @@
           <w:lang w:val="en-US" w:eastAsia="zh-CN"/>
         </w:rPr>
       </w:pPr>
-    </w:p>
-    <w:p>
-      <w:pPr>
-        <w:rPr>
-          <w:rFonts w:hint="default"/>
-          <w:lang w:val="en-US" w:eastAsia="zh-CN"/>
-        </w:rPr>
-      </w:pPr>
-      <w:r>
-        <w:drawing>
-          <wp:inline distT="0" distB="0" distL="114300" distR="114300">
-            <wp:extent cx="5271135" cy="2423795"/>
-            <wp:effectExtent l="0" t="0" r="5715" b="5080"/>
-            <wp:docPr id="11" name="图片 7"/>
-            <wp:cNvGraphicFramePr>
-              <a:graphicFrameLocks xmlns:a="http://schemas.openxmlformats.org/drawingml/2006/main" noChangeAspect="1"/>
-            </wp:cNvGraphicFramePr>
-            <a:graphic xmlns:a="http://schemas.openxmlformats.org/drawingml/2006/main">
-              <a:graphicData uri="http://schemas.openxmlformats.org/drawingml/2006/picture">
-                <pic:pic xmlns:pic="http://schemas.openxmlformats.org/drawingml/2006/picture">
-                  <pic:nvPicPr>
-                    <pic:cNvPr id="11" name="图片 7"/>
-                    <pic:cNvPicPr>
-                      <a:picLocks noChangeAspect="1"/>
-                    </pic:cNvPicPr>
-                  </pic:nvPicPr>
-                  <pic:blipFill>
-                    <a:blip r:embed="rId13"/>
-                    <a:stretch>
-                      <a:fillRect/>
-                    </a:stretch>
-                  </pic:blipFill>
-                  <pic:spPr>
-                    <a:xfrm>
-                      <a:off x="0" y="0"/>
-                      <a:ext cx="5271135" cy="2423795"/>
-                    </a:xfrm>
-                    <a:prstGeom prst="rect">
-                      <a:avLst/>
-                    </a:prstGeom>
-                    <a:noFill/>
-                    <a:ln>
-                      <a:noFill/>
-                    </a:ln>
-                  </pic:spPr>
-                </pic:pic>
-              </a:graphicData>
-            </a:graphic>
-          </wp:inline>
-        </w:drawing>
-      </w:r>
     </w:p>
     <w:sectPr>
       <w:pgSz w:w="11906" w:h="16838"/>
